--- a/docs/technical/SalesVerse-2.0-Test-Strategy.docx
+++ b/docs/technical/SalesVerse-2.0-Test-Strategy.docx
@@ -10472,7 +10472,7 @@
           <w:b w:val="0"/>
           <w:i w:val="0"/>
         </w:rPr>
-        <w:t>Status of testing on the build of 2 October 2026 (source commit af2fb05), counted from the evidence files listed in the annex. The figures are the same as on the Summary sheet of the Test Cases workbook; the build of this pack verifies that they agree.</w:t>
+        <w:t>Status of testing on the build of 2 October 2026 (source commit d161514), counted from the evidence files listed in the annex. The figures are the same as on the Summary sheet of the Test Cases workbook; the build of this pack verifies that they agree.</w:t>
       </w:r>
     </w:p>
     <w:tbl>
